--- a/docs/05_Solution_Architecture_Document.docx
+++ b/docs/05_Solution_Architecture_Document.docx
@@ -52,9 +52,6 @@
         <w:t xml:space="preserve">Versione 1.0 • Marzo 2026</w:t>
       </w:r>
     </w:p>
-    <w:r>
-      <w:br w:type="page"/>
-    </w:r>
     <w:p>
       <w:pPr>
         <w:pStyle w:val="Heading1"/>
@@ -233,9 +230,6 @@
         <w:t xml:space="preserve">13. Disaster Recovery</w:t>
       </w:r>
     </w:p>
-    <w:r>
-      <w:br w:type="page"/>
-    </w:r>
     <w:p>
       <w:pPr>
         <w:pStyle w:val="Heading1"/>
@@ -403,12 +397,9 @@
         <w:spacing w:line="300"/>
       </w:pPr>
       <w:r>
-        <w:t xml:space="preserve">Integrations: Telegram, Gemini AI, Resend, Web Push</w:t>
-      </w:r>
-    </w:p>
-    <w:r>
-      <w:br w:type="page"/>
-    </w:r>
+        <w:t xml:space="preserve">Integrations: Telegram, motore AI multimodale, Resend, Web Push</w:t>
+      </w:r>
+    </w:p>
     <w:p>
       <w:pPr>
         <w:pStyle w:val="Heading1"/>
@@ -521,6 +512,45 @@
     </w:p>
     <w:p>
       <w:pPr>
+        <w:jc w:val="center"/>
+      </w:pPr>
+      <w:r>
+        <w:drawing>
+          <wp:inline distT="114300" distB="114300" distL="114300" distR="114300">
+            <wp:extent cx="5486400" cy="3657600"/>
+            <wp:docPr id="2" name="piano_interventi.png"/>
+            <wp:cNvGraphicFramePr/>
+            <a:graphic xmlns:a="http://schemas.openxmlformats.org/drawingml/2006/main">
+              <a:graphicData uri="http://schemas.openxmlformats.org/drawingml/2006/picture">
+                <pic:pic xmlns:pic="http://schemas.openxmlformats.org/drawingml/2006/picture">
+                  <pic:nvPicPr>
+                    <pic:cNvPr id="2" name="piano_interventi.png"/>
+                    <pic:cNvPicPr/>
+                  </pic:nvPicPr>
+                  <pic:blipFill>
+                    <a:blip xmlns:r="http://schemas.openxmlformats.org/officeDocument/2006/relationships" r:embed="rId7"/>
+                    <a:stretch>
+                      <a:fillRect/>
+                    </a:stretch>
+                  </pic:blipFill>
+                  <pic:spPr>
+                    <a:xfrm>
+                      <a:off x="0" y="0"/>
+                      <a:ext cx="5486400" cy="3657600"/>
+                    </a:xfrm>
+                    <a:prstGeom prst="rect">
+                      <a:avLst/>
+                    </a:prstGeom>
+                  </pic:spPr>
+                </pic:pic>
+              </a:graphicData>
+            </a:graphic>
+          </wp:inline>
+        </w:drawing>
+      </w:r>
+    </w:p>
+    <w:p>
+      <w:pPr>
         <w:pStyle w:val="ListParagraph"/>
         <w:numPr>
           <w:ilvl w:val="0"/>
@@ -663,9 +693,6 @@
         <w:t xml:space="preserve">Backup + point-in-time recovery</w:t>
       </w:r>
     </w:p>
-    <w:r>
-      <w:br w:type="page"/>
-    </w:r>
     <w:p>
       <w:pPr>
         <w:pStyle w:val="Heading1"/>
@@ -816,6 +843,45 @@
               <w:t xml:space="preserve">Frontend SPA</w:t>
             </w:r>
           </w:p>
+          <w:p>
+            <w:pPr>
+              <w:jc w:val="center"/>
+            </w:pPr>
+            <w:r>
+              <w:drawing>
+                <wp:inline distT="114300" distB="114300" distL="114300" distR="114300">
+                  <wp:extent cx="5486400" cy="3657600"/>
+                  <wp:docPr id="1" name="admin_dashboard.png"/>
+                  <wp:cNvGraphicFramePr/>
+                  <a:graphic xmlns:a="http://schemas.openxmlformats.org/drawingml/2006/main">
+                    <a:graphicData uri="http://schemas.openxmlformats.org/drawingml/2006/picture">
+                      <pic:pic xmlns:pic="http://schemas.openxmlformats.org/drawingml/2006/picture">
+                        <pic:nvPicPr>
+                          <pic:cNvPr id="1" name="admin_dashboard.png"/>
+                          <pic:cNvPicPr/>
+                        </pic:nvPicPr>
+                        <pic:blipFill>
+                          <a:blip xmlns:r="http://schemas.openxmlformats.org/officeDocument/2006/relationships" r:embed="rId6"/>
+                          <a:stretch>
+                            <a:fillRect/>
+                          </a:stretch>
+                        </pic:blipFill>
+                        <pic:spPr>
+                          <a:xfrm>
+                            <a:off x="0" y="0"/>
+                            <a:ext cx="5486400" cy="3657600"/>
+                          </a:xfrm>
+                          <a:prstGeom prst="rect">
+                            <a:avLst/>
+                          </a:prstGeom>
+                        </pic:spPr>
+                      </pic:pic>
+                    </a:graphicData>
+                  </a:graphic>
+                </wp:inline>
+              </w:drawing>
+            </w:r>
+          </w:p>
         </w:tc>
         <w:tc>
           <w:tcPr>
@@ -1370,7 +1436,7 @@
           </w:tcPr>
           <w:p>
             <w:r>
-              <w:t xml:space="preserve">Google Gemini</w:t>
+              <w:t xml:space="preserve">AI Engine (Google Google Gemini (con supporto per Claude, GPT-4, modelli open-source), Anthropic Claude, OpenAI GPT-4, open-source models)</w:t>
             </w:r>
           </w:p>
         </w:tc>
@@ -1721,9 +1787,6 @@
       </w:tr>
     </w:tbl>
     <w:p/>
-    <w:r>
-      <w:br w:type="page"/>
-    </w:r>
     <w:p>
       <w:pPr>
         <w:pStyle w:val="Heading1"/>
@@ -3076,9 +3139,6 @@
         <w:t xml:space="preserve">ID Prefixes: TEC_, CLI_, MAC_, INT_, URG_, ORD_, FURG_, REP_, TRA_, INS_, NOT_</w:t>
       </w:r>
     </w:p>
-    <w:r>
-      <w:br w:type="page"/>
-    </w:r>
     <w:p>
       <w:pPr>
         <w:pStyle w:val="Heading1"/>
@@ -4094,9 +4154,6 @@
         <w:t xml:space="preserve">Headers: Content-Type, X-Token</w:t>
       </w:r>
     </w:p>
-    <w:r>
-      <w:br w:type="page"/>
-    </w:r>
     <w:p>
       <w:pPr>
         <w:pStyle w:val="Heading1"/>
@@ -5212,9 +5269,6 @@
         <w:t xml:space="preserve">Database CHECK constraints prevent invalid states at DB level</w:t>
       </w:r>
     </w:p>
-    <w:r>
-      <w:br w:type="page"/>
-    </w:r>
     <w:p>
       <w:pPr>
         <w:pStyle w:val="Heading1"/>
@@ -5443,9 +5497,6 @@
         <w:t xml:space="preserve">Tenant Isolation: All queries filtered by tenant_id (multi-tenancy ready)</w:t>
       </w:r>
     </w:p>
-    <w:r>
-      <w:br w:type="page"/>
-    </w:r>
     <w:p>
       <w:pPr>
         <w:pStyle w:val="Heading1"/>
@@ -5747,7 +5798,7 @@
           </w:tcPr>
           <w:p>
             <w:r>
-              <w:t xml:space="preserve">Gemini AI</w:t>
+              <w:t xml:space="preserve">motore AI multimodale</w:t>
             </w:r>
           </w:p>
         </w:tc>
@@ -6047,7 +6098,7 @@
         <w:spacing w:before="200" w:after="200"/>
       </w:pPr>
       <w:r>
-        <w:t xml:space="preserve">Gemini AI Analysis</w:t>
+        <w:t xml:space="preserve">motore AI multimodale Analysis</w:t>
       </w:r>
     </w:p>
     <w:p>
@@ -6073,7 +6124,7 @@
         <w:spacing w:line="300"/>
       </w:pPr>
       <w:r>
-        <w:t xml:space="preserve">cloudflare_worker.js (line ~1800) calls Gemini vision API</w:t>
+        <w:t xml:space="preserve">cloudflare_worker.js (line ~1800) calls Google Gemini (con supporto per Claude, GPT-4, modelli open-source) vision API</w:t>
       </w:r>
     </w:p>
     <w:p>
@@ -6115,9 +6166,6 @@
         <w:t xml:space="preserve">Admin notified for approval before escalation</w:t>
       </w:r>
     </w:p>
-    <w:r>
-      <w:br w:type="page"/>
-    </w:r>
     <w:p>
       <w:pPr>
         <w:pStyle w:val="Heading1"/>
@@ -6372,9 +6420,6 @@
         <w:t xml:space="preserve">Frontend converts to user locale on display</w:t>
       </w:r>
     </w:p>
-    <w:r>
-      <w:br w:type="page"/>
-    </w:r>
     <w:p>
       <w:pPr>
         <w:pStyle w:val="Heading1"/>
@@ -6657,7 +6702,7 @@
           </w:tcPr>
           <w:p>
             <w:r>
-              <w:t xml:space="preserve">AI Gemini media analysis enabled</w:t>
+              <w:t xml:space="preserve">AI Google Gemini (con supporto per Claude, GPT-4, modelli open-source) media analysis enabled</w:t>
             </w:r>
           </w:p>
         </w:tc>
@@ -7267,9 +7312,6 @@
         <w:t xml:space="preserve">Toggle features via white_label_config.js without code changes. Reusable for multi-tenant scenarios.</w:t>
       </w:r>
     </w:p>
-    <w:r>
-      <w:br w:type="page"/>
-    </w:r>
     <w:p>
       <w:pPr>
         <w:pStyle w:val="Heading1"/>
@@ -7567,9 +7609,6 @@
         <w:t xml:space="preserve">Notify team via Telegram</w:t>
       </w:r>
     </w:p>
-    <w:r>
-      <w:br w:type="page"/>
-    </w:r>
     <w:p>
       <w:pPr>
         <w:pStyle w:val="Heading1"/>
@@ -7703,7 +7742,7 @@
         <w:spacing w:line="300"/>
       </w:pPr>
       <w:r>
-        <w:t xml:space="preserve">Rotate API keys quarterly (Telegram, Gemini, Resend)</w:t>
+        <w:t xml:space="preserve">Rotate API keys quarterly (Telegram, Google Gemini (con supporto per Claude, GPT-4, modelli open-source), Resend)</w:t>
       </w:r>
     </w:p>
     <w:p>
@@ -7785,9 +7824,6 @@
         <w:t xml:space="preserve">Reset link sent via email (Resend)</w:t>
       </w:r>
     </w:p>
-    <w:r>
-      <w:br w:type="page"/>
-    </w:r>
     <w:p>
       <w:pPr>
         <w:pStyle w:val="Heading1"/>
@@ -8020,9 +8056,6 @@
         <w:t xml:space="preserve">Slack/Telegram: Real-time notifications on critical issues</w:t>
       </w:r>
     </w:p>
-    <w:r>
-      <w:br w:type="page"/>
-    </w:r>
     <w:p>
       <w:pPr>
         <w:pStyle w:val="Heading1"/>
@@ -8096,9 +8129,6 @@
         <w:t xml:space="preserve">Webhook: HTTP callback when event occurs</w:t>
       </w:r>
     </w:p>
-    <w:r>
-      <w:br w:type="page"/>
-    </w:r>
     <w:p>
       <w:pPr>
         <w:spacing w:before="1200"/>
